--- a/Gabriel/Python Angular/GABRIEL POPA.docx
+++ b/Gabriel/Python Angular/GABRIEL POPA.docx
@@ -18,16 +18,8 @@
           <w:szCs w:val="96"/>
         </w:rPr>
       </w:pPr>
-      <w:r>
-        <w:rPr>
-          <w:rStyle w:val="Strong"/>
-          <w:rFonts w:ascii="Arial Black" w:hAnsi="Arial Black"/>
-          <w:color w:val="4472C4" w:themeColor="accent5"/>
-          <w:sz w:val="72"/>
-          <w:szCs w:val="96"/>
-        </w:rPr>
-        <w:t xml:space="preserve"> </w:t>
-      </w:r>
+      <w:bookmarkStart w:id="0" w:name="_GoBack"/>
+      <w:bookmarkEnd w:id="0"/>
       <w:r>
         <w:rPr>
           <w:rStyle w:val="Strong"/>
@@ -4539,8 +4531,6 @@
           <w:lang w:eastAsia="en-US"/>
         </w:rPr>
       </w:pPr>
-      <w:bookmarkStart w:id="0" w:name="_GoBack"/>
-      <w:bookmarkEnd w:id="0"/>
       <w:r>
         <w:rPr>
           <w:rFonts w:ascii="Times New Roman" w:eastAsia="Times New Roman" w:hAnsi="Times New Roman" w:cs="Times New Roman"/>

--- a/Gabriel/Python Angular/GABRIEL POPA.docx
+++ b/Gabriel/Python Angular/GABRIEL POPA.docx
@@ -18,8 +18,6 @@
           <w:szCs w:val="96"/>
         </w:rPr>
       </w:pPr>
-      <w:bookmarkStart w:id="0" w:name="_GoBack"/>
-      <w:bookmarkEnd w:id="0"/>
       <w:r>
         <w:rPr>
           <w:rStyle w:val="Strong"/>
@@ -137,7 +135,6 @@
         </w:rPr>
         <w:t>(</w:t>
       </w:r>
-      <w:proofErr w:type="spellStart"/>
       <w:r>
         <w:rPr>
           <w:b/>
@@ -147,7 +144,6 @@
         </w:rPr>
         <w:t>Django</w:t>
       </w:r>
-      <w:proofErr w:type="spellEnd"/>
       <w:r>
         <w:rPr>
           <w:b/>
@@ -251,61 +247,10 @@
           <w:sz w:val="20"/>
           <w:szCs w:val="28"/>
         </w:rPr>
-        <w:t>, Romania</w:t>
-      </w:r>
-      <w:r>
-        <w:rPr>
-          <w:rStyle w:val="NormalWebChar"/>
-          <w:rFonts w:asciiTheme="majorBidi" w:hAnsiTheme="majorBidi" w:cstheme="majorBidi"/>
-          <w:bCs/>
-          <w:color w:val="000000" w:themeColor="text1"/>
-          <w:sz w:val="20"/>
-          <w:szCs w:val="28"/>
-        </w:rPr>
-        <w:t xml:space="preserve"> | </w:t>
-      </w:r>
-      <w:r>
-        <w:rPr>
-          <w:rStyle w:val="NormalWebChar"/>
-          <w:rFonts w:asciiTheme="majorBidi" w:hAnsiTheme="majorBidi" w:cstheme="majorBidi"/>
-          <w:bCs/>
-          <w:color w:val="000000" w:themeColor="text1"/>
-          <w:sz w:val="20"/>
-          <w:szCs w:val="28"/>
-        </w:rPr>
-        <w:t xml:space="preserve">+40 764309991 | </w:t>
-      </w:r>
-      <w:r>
-        <w:rPr>
-          <w:rFonts w:asciiTheme="majorBidi" w:eastAsia="Times New Roman" w:hAnsiTheme="majorBidi" w:cstheme="majorBidi"/>
-          <w:bCs/>
-          <w:color w:val="000000" w:themeColor="text1"/>
-          <w:szCs w:val="27"/>
-          <w:lang w:eastAsia="en-US"/>
-        </w:rPr>
-        <w:t>popagabriel0523@outlook.com</w:t>
-      </w:r>
-      <w:r>
-        <w:rPr>
-          <w:rFonts w:asciiTheme="majorBidi" w:eastAsia="Times New Roman" w:hAnsiTheme="majorBidi" w:cstheme="majorBidi"/>
-          <w:bCs/>
-          <w:color w:val="000000" w:themeColor="text1"/>
-          <w:szCs w:val="27"/>
-          <w:lang w:eastAsia="en-US"/>
-        </w:rPr>
-        <w:t xml:space="preserve"> | </w:t>
-      </w:r>
-      <w:r>
-        <w:rPr>
-          <w:rStyle w:val="NormalWebChar"/>
-          <w:rFonts w:asciiTheme="majorBidi" w:hAnsiTheme="majorBidi" w:cstheme="majorBidi"/>
-          <w:bCs/>
-          <w:color w:val="000000" w:themeColor="text1"/>
-          <w:sz w:val="20"/>
-          <w:szCs w:val="27"/>
-        </w:rPr>
-        <w:t>https://www.linkedin.com/in/gabriel-popa-89ba643a4/</w:t>
-      </w:r>
+        <w:t>, Romania | +40 764309991 | gabrielpdev@outlook.com | https://www.linkedin.com/in/gabriel-popa-12890b414/</w:t>
+      </w:r>
+      <w:bookmarkStart w:id="0" w:name="_GoBack"/>
+      <w:bookmarkEnd w:id="0"/>
     </w:p>
     <w:p>
       <w:pPr>
@@ -367,23 +312,28 @@
         </w:rPr>
         <w:t xml:space="preserve">, </w:t>
       </w:r>
-      <w:proofErr w:type="spellStart"/>
       <w:r>
         <w:rPr>
           <w:rStyle w:val="Strong"/>
           <w:rFonts w:ascii="Times New Roman" w:hAnsi="Times New Roman" w:cs="Times New Roman"/>
           <w:sz w:val="22"/>
         </w:rPr>
-        <w:t>AngularJS</w:t>
-      </w:r>
-      <w:proofErr w:type="spellEnd"/>
+        <w:t>AngularJS–Angular 1</w:t>
+      </w:r>
       <w:r>
         <w:rPr>
           <w:rStyle w:val="Strong"/>
           <w:rFonts w:ascii="Times New Roman" w:hAnsi="Times New Roman" w:cs="Times New Roman"/>
           <w:sz w:val="22"/>
         </w:rPr>
-        <w:t>–Angular 1</w:t>
+        <w:t>8</w:t>
+      </w:r>
+      <w:r>
+        <w:rPr>
+          <w:rFonts w:ascii="Times New Roman" w:hAnsi="Times New Roman" w:cs="Times New Roman"/>
+          <w:sz w:val="22"/>
+        </w:rPr>
+        <w:t xml:space="preserve">, </w:t>
       </w:r>
       <w:r>
         <w:rPr>
@@ -391,7 +341,7 @@
           <w:rFonts w:ascii="Times New Roman" w:hAnsi="Times New Roman" w:cs="Times New Roman"/>
           <w:sz w:val="22"/>
         </w:rPr>
-        <w:t>8</w:t>
+        <w:t>Django 1.x–4.x</w:t>
       </w:r>
       <w:r>
         <w:rPr>
@@ -407,16 +357,23 @@
           <w:rFonts w:ascii="Times New Roman" w:hAnsi="Times New Roman" w:cs="Times New Roman"/>
           <w:sz w:val="22"/>
         </w:rPr>
-        <w:t>Django</w:t>
+        <w:t>FastAPI</w:t>
       </w:r>
       <w:proofErr w:type="spellEnd"/>
+      <w:r>
+        <w:rPr>
+          <w:rFonts w:ascii="Times New Roman" w:hAnsi="Times New Roman" w:cs="Times New Roman"/>
+          <w:sz w:val="22"/>
+        </w:rPr>
+        <w:t xml:space="preserve">, </w:t>
+      </w:r>
       <w:r>
         <w:rPr>
           <w:rStyle w:val="Strong"/>
           <w:rFonts w:ascii="Times New Roman" w:hAnsi="Times New Roman" w:cs="Times New Roman"/>
           <w:sz w:val="22"/>
         </w:rPr>
-        <w:t xml:space="preserve"> 1.x–4.x</w:t>
+        <w:t>Flask</w:t>
       </w:r>
       <w:r>
         <w:rPr>
@@ -432,23 +389,16 @@
           <w:rFonts w:ascii="Times New Roman" w:hAnsi="Times New Roman" w:cs="Times New Roman"/>
           <w:sz w:val="22"/>
         </w:rPr>
-        <w:t>FastAPI</w:t>
+        <w:t>TypeScript</w:t>
       </w:r>
       <w:proofErr w:type="spellEnd"/>
-      <w:r>
-        <w:rPr>
-          <w:rFonts w:ascii="Times New Roman" w:hAnsi="Times New Roman" w:cs="Times New Roman"/>
-          <w:sz w:val="22"/>
-        </w:rPr>
-        <w:t xml:space="preserve">, </w:t>
-      </w:r>
       <w:r>
         <w:rPr>
           <w:rStyle w:val="Strong"/>
           <w:rFonts w:ascii="Times New Roman" w:hAnsi="Times New Roman" w:cs="Times New Roman"/>
           <w:sz w:val="22"/>
         </w:rPr>
-        <w:t>Flask</w:t>
+        <w:t xml:space="preserve"> 3.x–5.x</w:t>
       </w:r>
       <w:r>
         <w:rPr>
@@ -457,24 +407,31 @@
         </w:rPr>
         <w:t xml:space="preserve">, </w:t>
       </w:r>
-      <w:proofErr w:type="spellStart"/>
       <w:r>
         <w:rPr>
           <w:rStyle w:val="Strong"/>
           <w:rFonts w:ascii="Times New Roman" w:hAnsi="Times New Roman" w:cs="Times New Roman"/>
           <w:sz w:val="22"/>
         </w:rPr>
-        <w:t>TypeScript</w:t>
-      </w:r>
-      <w:proofErr w:type="spellEnd"/>
+        <w:t>PostgreSQL</w:t>
+      </w:r>
+      <w:r>
+        <w:rPr>
+          <w:rFonts w:ascii="Times New Roman" w:hAnsi="Times New Roman" w:cs="Times New Roman"/>
+          <w:sz w:val="22"/>
+        </w:rPr>
+        <w:t xml:space="preserve">, </w:t>
+      </w:r>
+      <w:proofErr w:type="spellStart"/>
       <w:r>
         <w:rPr>
           <w:rStyle w:val="Strong"/>
           <w:rFonts w:ascii="Times New Roman" w:hAnsi="Times New Roman" w:cs="Times New Roman"/>
           <w:sz w:val="22"/>
         </w:rPr>
-        <w:t xml:space="preserve"> 3.x–5.x</w:t>
-      </w:r>
+        <w:t>Redis</w:t>
+      </w:r>
+      <w:proofErr w:type="spellEnd"/>
       <w:r>
         <w:rPr>
           <w:rFonts w:ascii="Times New Roman" w:hAnsi="Times New Roman" w:cs="Times New Roman"/>
@@ -482,16 +439,14 @@
         </w:rPr>
         <w:t xml:space="preserve">, </w:t>
       </w:r>
-      <w:proofErr w:type="spellStart"/>
       <w:r>
         <w:rPr>
           <w:rStyle w:val="Strong"/>
           <w:rFonts w:ascii="Times New Roman" w:hAnsi="Times New Roman" w:cs="Times New Roman"/>
           <w:sz w:val="22"/>
         </w:rPr>
-        <w:t>PostgreSQL</w:t>
-      </w:r>
-      <w:proofErr w:type="spellEnd"/>
+        <w:t>Celery</w:t>
+      </w:r>
       <w:r>
         <w:rPr>
           <w:rFonts w:ascii="Times New Roman" w:hAnsi="Times New Roman" w:cs="Times New Roman"/>
@@ -506,7 +461,7 @@
           <w:rFonts w:ascii="Times New Roman" w:hAnsi="Times New Roman" w:cs="Times New Roman"/>
           <w:sz w:val="22"/>
         </w:rPr>
-        <w:t>Redis</w:t>
+        <w:t>RabbitMQ</w:t>
       </w:r>
       <w:proofErr w:type="spellEnd"/>
       <w:r>
@@ -522,42 +477,8 @@
           <w:rFonts w:ascii="Times New Roman" w:hAnsi="Times New Roman" w:cs="Times New Roman"/>
           <w:sz w:val="22"/>
         </w:rPr>
-        <w:t>Celery</w:t>
-      </w:r>
-      <w:r>
-        <w:rPr>
-          <w:rFonts w:ascii="Times New Roman" w:hAnsi="Times New Roman" w:cs="Times New Roman"/>
-          <w:sz w:val="22"/>
-        </w:rPr>
-        <w:t xml:space="preserve">, </w:t>
-      </w:r>
-      <w:proofErr w:type="spellStart"/>
-      <w:r>
-        <w:rPr>
-          <w:rStyle w:val="Strong"/>
-          <w:rFonts w:ascii="Times New Roman" w:hAnsi="Times New Roman" w:cs="Times New Roman"/>
-          <w:sz w:val="22"/>
-        </w:rPr>
-        <w:t>RabbitMQ</w:t>
-      </w:r>
-      <w:proofErr w:type="spellEnd"/>
-      <w:r>
-        <w:rPr>
-          <w:rFonts w:ascii="Times New Roman" w:hAnsi="Times New Roman" w:cs="Times New Roman"/>
-          <w:sz w:val="22"/>
-        </w:rPr>
-        <w:t xml:space="preserve">, </w:t>
-      </w:r>
-      <w:proofErr w:type="spellStart"/>
-      <w:r>
-        <w:rPr>
-          <w:rStyle w:val="Strong"/>
-          <w:rFonts w:ascii="Times New Roman" w:hAnsi="Times New Roman" w:cs="Times New Roman"/>
-          <w:sz w:val="22"/>
-        </w:rPr>
         <w:t>Docker</w:t>
       </w:r>
-      <w:proofErr w:type="spellEnd"/>
       <w:r>
         <w:rPr>
           <w:rFonts w:ascii="Times New Roman" w:hAnsi="Times New Roman" w:cs="Times New Roman"/>
@@ -645,7 +566,6 @@
         </w:rPr>
         <w:t xml:space="preserve"> </w:t>
       </w:r>
-      <w:proofErr w:type="spellStart"/>
       <w:r>
         <w:rPr>
           <w:rFonts w:ascii="Times New Roman" w:eastAsia="Times New Roman" w:hAnsi="Times New Roman" w:cs="Times New Roman"/>
@@ -657,7 +577,6 @@
         </w:rPr>
         <w:t>AngularJS</w:t>
       </w:r>
-      <w:proofErr w:type="spellEnd"/>
       <w:r>
         <w:rPr>
           <w:rFonts w:ascii="Times New Roman" w:eastAsia="Times New Roman" w:hAnsi="Times New Roman" w:cs="Times New Roman"/>
@@ -816,7 +735,6 @@
         </w:rPr>
         <w:t xml:space="preserve">, </w:t>
       </w:r>
-      <w:proofErr w:type="spellStart"/>
       <w:r>
         <w:rPr>
           <w:rFonts w:ascii="Times New Roman" w:eastAsia="Times New Roman" w:hAnsi="Times New Roman" w:cs="Times New Roman"/>
@@ -828,7 +746,6 @@
         </w:rPr>
         <w:t>Django</w:t>
       </w:r>
-      <w:proofErr w:type="spellEnd"/>
       <w:r>
         <w:rPr>
           <w:rFonts w:ascii="Times New Roman" w:eastAsia="Times New Roman" w:hAnsi="Times New Roman" w:cs="Times New Roman"/>
@@ -936,7 +853,6 @@
         </w:rPr>
         <w:t xml:space="preserve"> </w:t>
       </w:r>
-      <w:proofErr w:type="spellStart"/>
       <w:r>
         <w:rPr>
           <w:rFonts w:ascii="Times New Roman" w:eastAsia="Times New Roman" w:hAnsi="Times New Roman" w:cs="Times New Roman"/>
@@ -948,7 +864,6 @@
         </w:rPr>
         <w:t>PostgreSQL</w:t>
       </w:r>
-      <w:proofErr w:type="spellEnd"/>
       <w:r>
         <w:rPr>
           <w:rFonts w:ascii="Times New Roman" w:eastAsia="Times New Roman" w:hAnsi="Times New Roman" w:cs="Times New Roman"/>
@@ -1048,31 +963,7 @@
           <w:szCs w:val="24"/>
           <w:lang w:eastAsia="en-US"/>
         </w:rPr>
-        <w:t xml:space="preserve">Cloud &amp; </w:t>
-      </w:r>
-      <w:proofErr w:type="spellStart"/>
-      <w:r>
-        <w:rPr>
-          <w:rFonts w:ascii="Times New Roman" w:eastAsia="Times New Roman" w:hAnsi="Times New Roman" w:cs="Times New Roman"/>
-          <w:b/>
-          <w:bCs/>
-          <w:sz w:val="22"/>
-          <w:szCs w:val="24"/>
-          <w:lang w:eastAsia="en-US"/>
-        </w:rPr>
-        <w:t>DevOps</w:t>
-      </w:r>
-      <w:proofErr w:type="spellEnd"/>
-      <w:r>
-        <w:rPr>
-          <w:rFonts w:ascii="Times New Roman" w:eastAsia="Times New Roman" w:hAnsi="Times New Roman" w:cs="Times New Roman"/>
-          <w:b/>
-          <w:bCs/>
-          <w:sz w:val="22"/>
-          <w:szCs w:val="24"/>
-          <w:lang w:eastAsia="en-US"/>
-        </w:rPr>
-        <w:t>:</w:t>
+        <w:t>Cloud &amp; DevOps:</w:t>
       </w:r>
       <w:r>
         <w:rPr>
@@ -1101,67 +992,7 @@
           <w:szCs w:val="24"/>
           <w:lang w:eastAsia="en-US"/>
         </w:rPr>
-        <w:t xml:space="preserve">, </w:t>
-      </w:r>
-      <w:proofErr w:type="spellStart"/>
-      <w:r>
-        <w:rPr>
-          <w:rFonts w:ascii="Times New Roman" w:eastAsia="Times New Roman" w:hAnsi="Times New Roman" w:cs="Times New Roman"/>
-          <w:sz w:val="22"/>
-          <w:szCs w:val="24"/>
-          <w:lang w:eastAsia="en-US"/>
-        </w:rPr>
-        <w:t>Docker</w:t>
-      </w:r>
-      <w:proofErr w:type="spellEnd"/>
-      <w:r>
-        <w:rPr>
-          <w:rFonts w:ascii="Times New Roman" w:eastAsia="Times New Roman" w:hAnsi="Times New Roman" w:cs="Times New Roman"/>
-          <w:sz w:val="22"/>
-          <w:szCs w:val="24"/>
-          <w:lang w:eastAsia="en-US"/>
-        </w:rPr>
-        <w:t xml:space="preserve">, Linux, </w:t>
-      </w:r>
-      <w:proofErr w:type="spellStart"/>
-      <w:r>
-        <w:rPr>
-          <w:rFonts w:ascii="Times New Roman" w:eastAsia="Times New Roman" w:hAnsi="Times New Roman" w:cs="Times New Roman"/>
-          <w:sz w:val="22"/>
-          <w:szCs w:val="24"/>
-          <w:lang w:eastAsia="en-US"/>
-        </w:rPr>
-        <w:t>Nginx</w:t>
-      </w:r>
-      <w:proofErr w:type="spellEnd"/>
-      <w:r>
-        <w:rPr>
-          <w:rFonts w:ascii="Times New Roman" w:eastAsia="Times New Roman" w:hAnsi="Times New Roman" w:cs="Times New Roman"/>
-          <w:sz w:val="22"/>
-          <w:szCs w:val="24"/>
-          <w:lang w:eastAsia="en-US"/>
-        </w:rPr>
-        <w:t xml:space="preserve">, </w:t>
-      </w:r>
-      <w:proofErr w:type="spellStart"/>
-      <w:r>
-        <w:rPr>
-          <w:rFonts w:ascii="Times New Roman" w:eastAsia="Times New Roman" w:hAnsi="Times New Roman" w:cs="Times New Roman"/>
-          <w:sz w:val="22"/>
-          <w:szCs w:val="24"/>
-          <w:lang w:eastAsia="en-US"/>
-        </w:rPr>
-        <w:t>GitHub</w:t>
-      </w:r>
-      <w:proofErr w:type="spellEnd"/>
-      <w:r>
-        <w:rPr>
-          <w:rFonts w:ascii="Times New Roman" w:eastAsia="Times New Roman" w:hAnsi="Times New Roman" w:cs="Times New Roman"/>
-          <w:sz w:val="22"/>
-          <w:szCs w:val="24"/>
-          <w:lang w:eastAsia="en-US"/>
-        </w:rPr>
-        <w:t xml:space="preserve"> Actions, Jenkins, CI/CD pipelines, deployment automation, environment configuration, release validation, containerized delivery</w:t>
+        <w:t>, Docker, Linux, Nginx, GitHub Actions, Jenkins, CI/CD pipelines, deployment automation, environment configuration, release validation, containerized delivery</w:t>
       </w:r>
     </w:p>
     <w:p>
@@ -1180,29 +1011,16 @@
           <w:lang w:eastAsia="en-US"/>
         </w:rPr>
       </w:pPr>
-      <w:proofErr w:type="spellStart"/>
-      <w:r>
-        <w:rPr>
-          <w:rFonts w:ascii="Times New Roman" w:eastAsia="Times New Roman" w:hAnsi="Times New Roman" w:cs="Times New Roman"/>
-          <w:b/>
-          <w:bCs/>
-          <w:sz w:val="22"/>
-          <w:szCs w:val="24"/>
-          <w:lang w:eastAsia="en-US"/>
-        </w:rPr>
-        <w:t>Observability</w:t>
-      </w:r>
-      <w:proofErr w:type="spellEnd"/>
-      <w:r>
-        <w:rPr>
-          <w:rFonts w:ascii="Times New Roman" w:eastAsia="Times New Roman" w:hAnsi="Times New Roman" w:cs="Times New Roman"/>
-          <w:b/>
-          <w:bCs/>
-          <w:sz w:val="22"/>
-          <w:szCs w:val="24"/>
-          <w:lang w:eastAsia="en-US"/>
-        </w:rPr>
-        <w:t xml:space="preserve"> / Quality / Security:</w:t>
+      <w:r>
+        <w:rPr>
+          <w:rFonts w:ascii="Times New Roman" w:eastAsia="Times New Roman" w:hAnsi="Times New Roman" w:cs="Times New Roman"/>
+          <w:b/>
+          <w:bCs/>
+          <w:sz w:val="22"/>
+          <w:szCs w:val="24"/>
+          <w:lang w:eastAsia="en-US"/>
+        </w:rPr>
+        <w:t>Observability / Quality / Security:</w:t>
       </w:r>
       <w:r>
         <w:rPr>
@@ -1716,7 +1534,6 @@
         </w:rPr>
         <w:t xml:space="preserve">Solved slow reporting screens by profiling </w:t>
       </w:r>
-      <w:proofErr w:type="spellStart"/>
       <w:r>
         <w:rPr>
           <w:rFonts w:ascii="Times New Roman" w:eastAsia="Times New Roman" w:hAnsi="Times New Roman" w:cs="Times New Roman"/>
@@ -1728,7 +1545,6 @@
         </w:rPr>
         <w:t>PostgreSQL</w:t>
       </w:r>
-      <w:proofErr w:type="spellEnd"/>
       <w:r>
         <w:rPr>
           <w:rFonts w:ascii="Times New Roman" w:eastAsia="Times New Roman" w:hAnsi="Times New Roman" w:cs="Times New Roman"/>
@@ -2414,7 +2230,6 @@
         </w:rPr>
         <w:t xml:space="preserve">, </w:t>
       </w:r>
-      <w:proofErr w:type="spellStart"/>
       <w:r>
         <w:rPr>
           <w:rFonts w:ascii="Times New Roman" w:eastAsia="Times New Roman" w:hAnsi="Times New Roman" w:cs="Times New Roman"/>
@@ -2426,7 +2241,6 @@
         </w:rPr>
         <w:t>Django</w:t>
       </w:r>
-      <w:proofErr w:type="spellEnd"/>
       <w:r>
         <w:rPr>
           <w:rFonts w:ascii="Times New Roman" w:eastAsia="Times New Roman" w:hAnsi="Times New Roman" w:cs="Times New Roman"/>
@@ -2721,7 +2535,6 @@
         </w:rPr>
         <w:t xml:space="preserve">Migrated selected backend modules from older </w:t>
       </w:r>
-      <w:proofErr w:type="spellStart"/>
       <w:r>
         <w:rPr>
           <w:rFonts w:ascii="Times New Roman" w:eastAsia="Times New Roman" w:hAnsi="Times New Roman" w:cs="Times New Roman"/>
@@ -2733,7 +2546,6 @@
         </w:rPr>
         <w:t>Django</w:t>
       </w:r>
-      <w:proofErr w:type="spellEnd"/>
       <w:r>
         <w:rPr>
           <w:rFonts w:ascii="Times New Roman" w:eastAsia="Times New Roman" w:hAnsi="Times New Roman" w:cs="Times New Roman"/>
@@ -3011,29 +2823,16 @@
         </w:rPr>
         <w:t xml:space="preserve">Helped standardize </w:t>
       </w:r>
-      <w:proofErr w:type="spellStart"/>
-      <w:r>
-        <w:rPr>
-          <w:rFonts w:ascii="Times New Roman" w:eastAsia="Times New Roman" w:hAnsi="Times New Roman" w:cs="Times New Roman"/>
-          <w:b/>
-          <w:bCs/>
-          <w:sz w:val="22"/>
-          <w:szCs w:val="24"/>
-          <w:lang w:eastAsia="en-US"/>
-        </w:rPr>
-        <w:t>Docker</w:t>
-      </w:r>
-      <w:proofErr w:type="spellEnd"/>
-      <w:r>
-        <w:rPr>
-          <w:rFonts w:ascii="Times New Roman" w:eastAsia="Times New Roman" w:hAnsi="Times New Roman" w:cs="Times New Roman"/>
-          <w:b/>
-          <w:bCs/>
-          <w:sz w:val="22"/>
-          <w:szCs w:val="24"/>
-          <w:lang w:eastAsia="en-US"/>
-        </w:rPr>
-        <w:t>-based</w:t>
+      <w:r>
+        <w:rPr>
+          <w:rFonts w:ascii="Times New Roman" w:eastAsia="Times New Roman" w:hAnsi="Times New Roman" w:cs="Times New Roman"/>
+          <w:b/>
+          <w:bCs/>
+          <w:sz w:val="22"/>
+          <w:szCs w:val="24"/>
+          <w:lang w:eastAsia="en-US"/>
+        </w:rPr>
+        <w:t>Docker-based</w:t>
       </w:r>
       <w:r>
         <w:rPr>
@@ -3346,7 +3145,6 @@
         </w:rPr>
         <w:t xml:space="preserve">, </w:t>
       </w:r>
-      <w:proofErr w:type="spellStart"/>
       <w:r>
         <w:rPr>
           <w:rFonts w:ascii="Times New Roman" w:eastAsia="Times New Roman" w:hAnsi="Times New Roman" w:cs="Times New Roman"/>
@@ -3358,7 +3156,6 @@
         </w:rPr>
         <w:t>Django</w:t>
       </w:r>
-      <w:proofErr w:type="spellEnd"/>
       <w:r>
         <w:rPr>
           <w:rFonts w:ascii="Times New Roman" w:eastAsia="Times New Roman" w:hAnsi="Times New Roman" w:cs="Times New Roman"/>
@@ -3388,29 +3185,16 @@
         </w:rPr>
         <w:t xml:space="preserve">, and </w:t>
       </w:r>
-      <w:proofErr w:type="spellStart"/>
-      <w:r>
-        <w:rPr>
-          <w:rFonts w:ascii="Times New Roman" w:eastAsia="Times New Roman" w:hAnsi="Times New Roman" w:cs="Times New Roman"/>
-          <w:b/>
-          <w:bCs/>
-          <w:sz w:val="22"/>
-          <w:szCs w:val="24"/>
-          <w:lang w:eastAsia="en-US"/>
-        </w:rPr>
-        <w:t>AngularJS</w:t>
-      </w:r>
-      <w:proofErr w:type="spellEnd"/>
-      <w:r>
-        <w:rPr>
-          <w:rFonts w:ascii="Times New Roman" w:eastAsia="Times New Roman" w:hAnsi="Times New Roman" w:cs="Times New Roman"/>
-          <w:b/>
-          <w:bCs/>
-          <w:sz w:val="22"/>
-          <w:szCs w:val="24"/>
-          <w:lang w:eastAsia="en-US"/>
-        </w:rPr>
-        <w:t xml:space="preserve"> to early Angular</w:t>
+      <w:r>
+        <w:rPr>
+          <w:rFonts w:ascii="Times New Roman" w:eastAsia="Times New Roman" w:hAnsi="Times New Roman" w:cs="Times New Roman"/>
+          <w:b/>
+          <w:bCs/>
+          <w:sz w:val="22"/>
+          <w:szCs w:val="24"/>
+          <w:lang w:eastAsia="en-US"/>
+        </w:rPr>
+        <w:t>AngularJS to early Angular</w:t>
       </w:r>
       <w:r>
         <w:rPr>
@@ -3598,7 +3382,6 @@
         </w:rPr>
         <w:t xml:space="preserve">Optimized slow </w:t>
       </w:r>
-      <w:proofErr w:type="spellStart"/>
       <w:r>
         <w:rPr>
           <w:rFonts w:ascii="Times New Roman" w:eastAsia="Times New Roman" w:hAnsi="Times New Roman" w:cs="Times New Roman"/>
@@ -3610,7 +3393,6 @@
         </w:rPr>
         <w:t>PostgreSQL</w:t>
       </w:r>
-      <w:proofErr w:type="spellEnd"/>
       <w:r>
         <w:rPr>
           <w:rFonts w:ascii="Times New Roman" w:eastAsia="Times New Roman" w:hAnsi="Times New Roman" w:cs="Times New Roman"/>
@@ -4135,7 +3917,6 @@
         </w:rPr>
         <w:t xml:space="preserve">, </w:t>
       </w:r>
-      <w:proofErr w:type="spellStart"/>
       <w:r>
         <w:rPr>
           <w:rFonts w:ascii="Times New Roman" w:eastAsia="Times New Roman" w:hAnsi="Times New Roman" w:cs="Times New Roman"/>
@@ -4147,7 +3928,6 @@
         </w:rPr>
         <w:t>Django</w:t>
       </w:r>
-      <w:proofErr w:type="spellEnd"/>
       <w:r>
         <w:rPr>
           <w:rFonts w:ascii="Times New Roman" w:eastAsia="Times New Roman" w:hAnsi="Times New Roman" w:cs="Times New Roman"/>
@@ -4157,7 +3937,6 @@
         </w:rPr>
         <w:t xml:space="preserve">, JavaScript, and early </w:t>
       </w:r>
-      <w:proofErr w:type="spellStart"/>
       <w:r>
         <w:rPr>
           <w:rFonts w:ascii="Times New Roman" w:eastAsia="Times New Roman" w:hAnsi="Times New Roman" w:cs="Times New Roman"/>
@@ -4169,7 +3948,6 @@
         </w:rPr>
         <w:t>AngularJS</w:t>
       </w:r>
-      <w:proofErr w:type="spellEnd"/>
       <w:r>
         <w:rPr>
           <w:rFonts w:ascii="Times New Roman" w:eastAsia="Times New Roman" w:hAnsi="Times New Roman" w:cs="Times New Roman"/>
@@ -4277,29 +4055,16 @@
         </w:rPr>
         <w:t xml:space="preserve">Added small </w:t>
       </w:r>
-      <w:proofErr w:type="spellStart"/>
-      <w:r>
-        <w:rPr>
-          <w:rFonts w:ascii="Times New Roman" w:eastAsia="Times New Roman" w:hAnsi="Times New Roman" w:cs="Times New Roman"/>
-          <w:b/>
-          <w:bCs/>
-          <w:sz w:val="22"/>
-          <w:szCs w:val="24"/>
-          <w:lang w:eastAsia="en-US"/>
-        </w:rPr>
-        <w:t>AngularJS</w:t>
-      </w:r>
-      <w:proofErr w:type="spellEnd"/>
-      <w:r>
-        <w:rPr>
-          <w:rFonts w:ascii="Times New Roman" w:eastAsia="Times New Roman" w:hAnsi="Times New Roman" w:cs="Times New Roman"/>
-          <w:b/>
-          <w:bCs/>
-          <w:sz w:val="22"/>
-          <w:szCs w:val="24"/>
-          <w:lang w:eastAsia="en-US"/>
-        </w:rPr>
-        <w:t>-based</w:t>
+      <w:r>
+        <w:rPr>
+          <w:rFonts w:ascii="Times New Roman" w:eastAsia="Times New Roman" w:hAnsi="Times New Roman" w:cs="Times New Roman"/>
+          <w:b/>
+          <w:bCs/>
+          <w:sz w:val="22"/>
+          <w:szCs w:val="24"/>
+          <w:lang w:eastAsia="en-US"/>
+        </w:rPr>
+        <w:t>AngularJS-based</w:t>
       </w:r>
       <w:r>
         <w:rPr>
@@ -10246,7 +10011,6 @@
       <w:jc w:val="both"/>
     </w:pPr>
     <w:tblPr>
-      <w:tblInd w:w="0" w:type="dxa"/>
       <w:tblBorders>
         <w:top w:val="single" w:sz="4" w:space="0" w:color="auto"/>
         <w:left w:val="single" w:sz="4" w:space="0" w:color="auto"/>
@@ -10255,12 +10019,6 @@
         <w:insideH w:val="single" w:sz="4" w:space="0" w:color="auto"/>
         <w:insideV w:val="single" w:sz="4" w:space="0" w:color="auto"/>
       </w:tblBorders>
-      <w:tblCellMar>
-        <w:top w:w="0" w:type="dxa"/>
-        <w:left w:w="108" w:type="dxa"/>
-        <w:bottom w:w="0" w:type="dxa"/>
-        <w:right w:w="108" w:type="dxa"/>
-      </w:tblCellMar>
     </w:tblPr>
   </w:style>
   <w:style w:type="character" w:customStyle="1" w:styleId="NormalWebChar">
@@ -10532,7 +10290,6 @@
       <w:jc w:val="both"/>
     </w:pPr>
     <w:tblPr>
-      <w:tblInd w:w="0" w:type="dxa"/>
       <w:tblBorders>
         <w:top w:val="single" w:sz="4" w:space="0" w:color="auto"/>
         <w:left w:val="single" w:sz="4" w:space="0" w:color="auto"/>
@@ -10541,12 +10298,6 @@
         <w:insideH w:val="single" w:sz="4" w:space="0" w:color="auto"/>
         <w:insideV w:val="single" w:sz="4" w:space="0" w:color="auto"/>
       </w:tblBorders>
-      <w:tblCellMar>
-        <w:top w:w="0" w:type="dxa"/>
-        <w:left w:w="108" w:type="dxa"/>
-        <w:bottom w:w="0" w:type="dxa"/>
-        <w:right w:w="108" w:type="dxa"/>
-      </w:tblCellMar>
     </w:tblPr>
   </w:style>
   <w:style w:type="character" w:customStyle="1" w:styleId="NormalWebChar">

--- a/Gabriel/Python Angular/GABRIEL POPA.docx
+++ b/Gabriel/Python Angular/GABRIEL POPA.docx
@@ -249,8 +249,6 @@
         </w:rPr>
         <w:t>, Romania | +40 764309991 | gabrielpdev@outlook.com | https://www.linkedin.com/in/gabriel-popa-12890b414/</w:t>
       </w:r>
-      <w:bookmarkStart w:id="0" w:name="_GoBack"/>
-      <w:bookmarkEnd w:id="0"/>
     </w:p>
     <w:p>
       <w:pPr>
@@ -1189,7 +1187,7 @@
           <w:sz w:val="22"/>
           <w:szCs w:val="28"/>
         </w:rPr>
-        <w:t xml:space="preserve">2024 – </w:t>
+        <w:t xml:space="preserve"> </w:t>
       </w:r>
       <w:r>
         <w:rPr>
@@ -1198,7 +1196,25 @@
           <w:sz w:val="22"/>
           <w:szCs w:val="28"/>
         </w:rPr>
-        <w:t>Dec 2025)</w:t>
+        <w:t xml:space="preserve">2024 – </w:t>
+      </w:r>
+      <w:r>
+        <w:rPr>
+          <w:rFonts w:asciiTheme="majorBidi" w:hAnsiTheme="majorBidi" w:cstheme="majorBidi"/>
+          <w:i/>
+          <w:sz w:val="22"/>
+          <w:szCs w:val="28"/>
+        </w:rPr>
+        <w:t>May 2026</w:t>
+      </w:r>
+      <w:r>
+        <w:rPr>
+          <w:rFonts w:asciiTheme="majorBidi" w:hAnsiTheme="majorBidi" w:cstheme="majorBidi"/>
+          <w:i/>
+          <w:sz w:val="22"/>
+          <w:szCs w:val="28"/>
+        </w:rPr>
+        <w:t>)</w:t>
       </w:r>
     </w:p>
     <w:p>
@@ -3079,8 +3095,10 @@
           <w:sz w:val="22"/>
           <w:szCs w:val="28"/>
         </w:rPr>
-        <w:t>Sept</w:t>
-      </w:r>
+        <w:t>Sep</w:t>
+      </w:r>
+      <w:bookmarkStart w:id="0" w:name="_GoBack"/>
+      <w:bookmarkEnd w:id="0"/>
       <w:r>
         <w:rPr>
           <w:rFonts w:asciiTheme="majorBidi" w:hAnsiTheme="majorBidi" w:cstheme="majorBidi"/>
